--- a/03_Outputs/final scripts/es/Module 1/1.0.0-es.docx
+++ b/03_Outputs/final scripts/es/Module 1/1.0.0-es.docx
@@ -9,32 +9,27 @@
     </w:p>
     <w:p>
       <w:r>
-        <w:t xml:space="preserve">Hoy, comenzamos un viaje para entender cómo la energía moldea el progreso humano—y cómo transformar nuestros sistemas energéticos es esencial para un futuro sostenible.  </w:t>
+        <w:t xml:space="preserve">Hoy, comenzamos un viaje para entender cómo la energía moldea el progreso humano y cómo transformar nuestros sistemas energéticos es esencial para un futuro sostenible.  </w:t>
       </w:r>
     </w:p>
     <w:p>
       <w:r>
-        <w:t xml:space="preserve">La energía es fundamental para el bienestar y el desarrollo. Los países con acceso confiable a la electricidad y a cocinas limpias consistentemente obtienen puntuaciones más altas en el Índice de Desarrollo Humano, reflejando economías más fuertes, comunidades más saludables y mejores oportunidades para todos. A partir de 2023, casi 666 millones de personas aún viven sin electricidad, y más de 2 mil millones dependen de combustibles contaminantes para cocinar, exponiendo a las familias a humos dañinos y limitando el tiempo para la educación y el trabajo—especialmente para las mujeres y las niñas.  </w:t>
+        <w:t xml:space="preserve">La energía es fundamental para el bienestar y el desarrollo. Los países con acceso confiable a la electricidad y a cocinas limpias consistentemente obtienen puntuaciones más altas en el Índice de Desarrollo Humano, lo que refleja economías más fuertes, comunidades más saludables y mejores oportunidades para todos.  </w:t>
       </w:r>
     </w:p>
     <w:p>
       <w:r>
-        <w:t xml:space="preserve">La energía también es central para el desafío climático. A partir de 2023, aproximadamente tres cuartas partes de las emisiones globales de gases de efecto invernadero provienen de la producción y el uso de energía, convirtiéndola en el principal impulsor del cambio climático. Cambiar a energías limpias no solo es un imperativo ambiental—es una necesidad para el desarrollo.  </w:t>
+        <w:t xml:space="preserve">A partir de 2023, casi 666 millones de personas todavía viven sin electricidad, y más de 2 mil millones dependen de combustibles contaminantes para cocinar, exponiendo a las familias a humos dañinos y limitando el tiempo para la educación y el trabajo, especialmente para las mujeres y las niñas.  </w:t>
       </w:r>
     </w:p>
     <w:p>
       <w:r>
-        <w:t xml:space="preserve">La buena noticia es que el cambio ya está en marcha. Las inversiones en energías renovables están creciendo rápidamente, lideradas por la solar, eólica y la hidroeléctrica. Pero aún existen desafíos. Los combustibles fósiles siguen dominando la matriz energética global, persisten las brechas en el acceso a la energía—especialmente en África Subsahariana—y el sector continúa poniendo presión sobre recursos naturales como el agua dulce.  </w:t>
+        <w:t xml:space="preserve">La energía también es central para el desafío climático. A partir de 2023, aproximadamente tres cuartas partes de las emisiones globales de gases de efecto invernadero provienen de la producción y el uso de energía, convirtiéndola en el principal impulsor del cambio climático.  </w:t>
       </w:r>
     </w:p>
     <w:p>
       <w:r>
-        <w:t xml:space="preserve">Este curso te guiará a través de estos temas. Al finalizar este módulo, tendrás las herramientas, ideas y estrategias para entender la complejidad de la transición energética—y para contribuir a soluciones que aporten tanto al desarrollo como a la resiliencia climática.  </w:t>
-      </w:r>
-    </w:p>
-    <w:p>
-      <w:r>
-        <w:t>Vamos a sumergirnos y explorar cómo la energía puede convertirse en un verdadero motor del desarrollo sostenible.</w:t>
+        <w:t>La buena noticia es que el cambio está en marcha. Este curso te guiará a través de temas críticos sobre energía sostenible. Vamos a sumergirnos y explorar cómo la energía puede convertirse en un verdadero motor del desarrollo sostenible.</w:t>
       </w:r>
     </w:p>
     <w:sectPr>
